--- a/public/downloads/oscrsj-example-review-article.docx
+++ b/public/downloads/oscrsj-example-review-article.docx
@@ -4,30 +4,35 @@
   <w:body>
     <w:p>
       <w:pPr>
-        <w:pStyle w:val="Heading1"/>
+        <w:spacing w:before="0" w:after="0" w:line="480" w:lineRule="auto"/>
         <w:jc w:val="left"/>
       </w:pPr>
       <w:r>
         <w:rPr>
-          <w:rFonts w:ascii="Times New Roman" w:hAnsi="Times New Roman"/>
-          <w:b w:val="0"/>
-          <w:i/>
+          <w:rFonts w:ascii="Times New Roman" w:hAnsi="Times New Roman" w:cs="Times New Roman"/>
+          <w:b/>
+          <w:i w:val="0"/>
           <w:color w:val="000000"/>
           <w:sz w:val="24"/>
         </w:rPr>
-        <w:t>ABSTRACT</w:t>
+        <w:t>Abstract</w:t>
       </w:r>
     </w:p>
     <w:p>
       <w:pPr>
-        <w:pStyle w:val="Heading2"/>
+        <w:spacing w:before="0" w:after="0" w:line="480" w:lineRule="auto"/>
+      </w:pPr>
+    </w:p>
+    <w:p>
+      <w:pPr>
+        <w:spacing w:before="0" w:after="0" w:line="480" w:lineRule="auto"/>
         <w:jc w:val="left"/>
       </w:pPr>
       <w:r>
         <w:rPr>
-          <w:rFonts w:ascii="Times New Roman" w:hAnsi="Times New Roman"/>
-          <w:b w:val="0"/>
-          <w:i/>
+          <w:rFonts w:ascii="Times New Roman" w:hAnsi="Times New Roman" w:cs="Times New Roman"/>
+          <w:b/>
+          <w:i w:val="0"/>
           <w:color w:val="000000"/>
           <w:sz w:val="24"/>
         </w:rPr>
@@ -35,10 +40,14 @@
       </w:r>
     </w:p>
     <w:p>
-      <w:pPr/>
+      <w:pPr>
+        <w:spacing w:before="0" w:after="0" w:line="480" w:lineRule="auto"/>
+      </w:pPr>
       <w:r>
         <w:rPr>
-          <w:rFonts w:ascii="Times New Roman" w:hAnsi="Times New Roman"/>
+          <w:rFonts w:ascii="Times New Roman" w:hAnsi="Times New Roman" w:cs="Times New Roman"/>
+          <w:b w:val="0"/>
+          <w:i w:val="0"/>
           <w:color w:val="000000"/>
           <w:sz w:val="24"/>
         </w:rPr>
@@ -47,14 +56,19 @@
     </w:p>
     <w:p>
       <w:pPr>
-        <w:pStyle w:val="Heading2"/>
+        <w:spacing w:before="0" w:after="0" w:line="480" w:lineRule="auto"/>
+      </w:pPr>
+    </w:p>
+    <w:p>
+      <w:pPr>
+        <w:spacing w:before="0" w:after="0" w:line="480" w:lineRule="auto"/>
         <w:jc w:val="left"/>
       </w:pPr>
       <w:r>
         <w:rPr>
-          <w:rFonts w:ascii="Times New Roman" w:hAnsi="Times New Roman"/>
-          <w:b w:val="0"/>
-          <w:i/>
+          <w:rFonts w:ascii="Times New Roman" w:hAnsi="Times New Roman" w:cs="Times New Roman"/>
+          <w:b/>
+          <w:i w:val="0"/>
           <w:color w:val="000000"/>
           <w:sz w:val="24"/>
         </w:rPr>
@@ -62,10 +76,14 @@
       </w:r>
     </w:p>
     <w:p>
-      <w:pPr/>
+      <w:pPr>
+        <w:spacing w:before="0" w:after="0" w:line="480" w:lineRule="auto"/>
+      </w:pPr>
       <w:r>
         <w:rPr>
-          <w:rFonts w:ascii="Times New Roman" w:hAnsi="Times New Roman"/>
+          <w:rFonts w:ascii="Times New Roman" w:hAnsi="Times New Roman" w:cs="Times New Roman"/>
+          <w:b w:val="0"/>
+          <w:i w:val="0"/>
           <w:color w:val="000000"/>
           <w:sz w:val="24"/>
         </w:rPr>
@@ -74,14 +92,19 @@
     </w:p>
     <w:p>
       <w:pPr>
-        <w:pStyle w:val="Heading2"/>
+        <w:spacing w:before="0" w:after="0" w:line="480" w:lineRule="auto"/>
+      </w:pPr>
+    </w:p>
+    <w:p>
+      <w:pPr>
+        <w:spacing w:before="0" w:after="0" w:line="480" w:lineRule="auto"/>
         <w:jc w:val="left"/>
       </w:pPr>
       <w:r>
         <w:rPr>
-          <w:rFonts w:ascii="Times New Roman" w:hAnsi="Times New Roman"/>
-          <w:b w:val="0"/>
-          <w:i/>
+          <w:rFonts w:ascii="Times New Roman" w:hAnsi="Times New Roman" w:cs="Times New Roman"/>
+          <w:b/>
+          <w:i w:val="0"/>
           <w:color w:val="000000"/>
           <w:sz w:val="24"/>
         </w:rPr>
@@ -89,10 +112,14 @@
       </w:r>
     </w:p>
     <w:p>
-      <w:pPr/>
+      <w:pPr>
+        <w:spacing w:before="0" w:after="0" w:line="480" w:lineRule="auto"/>
+      </w:pPr>
       <w:r>
         <w:rPr>
-          <w:rFonts w:ascii="Times New Roman" w:hAnsi="Times New Roman"/>
+          <w:rFonts w:ascii="Times New Roman" w:hAnsi="Times New Roman" w:cs="Times New Roman"/>
+          <w:b w:val="0"/>
+          <w:i w:val="0"/>
           <w:color w:val="000000"/>
           <w:sz w:val="24"/>
         </w:rPr>
@@ -101,14 +128,19 @@
     </w:p>
     <w:p>
       <w:pPr>
-        <w:pStyle w:val="Heading2"/>
+        <w:spacing w:before="0" w:after="0" w:line="480" w:lineRule="auto"/>
+      </w:pPr>
+    </w:p>
+    <w:p>
+      <w:pPr>
+        <w:spacing w:before="0" w:after="0" w:line="480" w:lineRule="auto"/>
         <w:jc w:val="left"/>
       </w:pPr>
       <w:r>
         <w:rPr>
-          <w:rFonts w:ascii="Times New Roman" w:hAnsi="Times New Roman"/>
-          <w:b w:val="0"/>
-          <w:i/>
+          <w:rFonts w:ascii="Times New Roman" w:hAnsi="Times New Roman" w:cs="Times New Roman"/>
+          <w:b/>
+          <w:i w:val="0"/>
           <w:color w:val="000000"/>
           <w:sz w:val="24"/>
         </w:rPr>
@@ -116,10 +148,14 @@
       </w:r>
     </w:p>
     <w:p>
-      <w:pPr/>
+      <w:pPr>
+        <w:spacing w:before="0" w:after="0" w:line="480" w:lineRule="auto"/>
+      </w:pPr>
       <w:r>
         <w:rPr>
-          <w:rFonts w:ascii="Times New Roman" w:hAnsi="Times New Roman"/>
+          <w:rFonts w:ascii="Times New Roman" w:hAnsi="Times New Roman" w:cs="Times New Roman"/>
+          <w:b w:val="0"/>
+          <w:i w:val="0"/>
           <w:color w:val="000000"/>
           <w:sz w:val="24"/>
         </w:rPr>
@@ -128,25 +164,34 @@
     </w:p>
     <w:p>
       <w:pPr>
-        <w:pStyle w:val="Heading1"/>
+        <w:spacing w:before="0" w:after="0" w:line="480" w:lineRule="auto"/>
+      </w:pPr>
+    </w:p>
+    <w:p>
+      <w:pPr>
+        <w:spacing w:before="0" w:after="0" w:line="480" w:lineRule="auto"/>
         <w:jc w:val="left"/>
       </w:pPr>
       <w:r>
         <w:rPr>
-          <w:rFonts w:ascii="Times New Roman" w:hAnsi="Times New Roman"/>
-          <w:b w:val="0"/>
-          <w:i/>
+          <w:rFonts w:ascii="Times New Roman" w:hAnsi="Times New Roman" w:cs="Times New Roman"/>
+          <w:b/>
+          <w:i w:val="0"/>
           <w:color w:val="000000"/>
           <w:sz w:val="24"/>
         </w:rPr>
-        <w:t>KEYWORDS</w:t>
+        <w:t>Keywords</w:t>
       </w:r>
     </w:p>
     <w:p>
-      <w:pPr/>
+      <w:pPr>
+        <w:spacing w:before="0" w:after="0" w:line="480" w:lineRule="auto"/>
+      </w:pPr>
       <w:r>
         <w:rPr>
-          <w:rFonts w:ascii="Times New Roman" w:hAnsi="Times New Roman"/>
+          <w:rFonts w:ascii="Times New Roman" w:hAnsi="Times New Roman" w:cs="Times New Roman"/>
+          <w:b w:val="0"/>
+          <w:i w:val="0"/>
           <w:color w:val="000000"/>
           <w:sz w:val="24"/>
         </w:rPr>
@@ -155,47 +200,145 @@
     </w:p>
     <w:p>
       <w:pPr>
-        <w:pStyle w:val="Heading1"/>
+        <w:spacing w:before="0" w:after="0" w:line="480" w:lineRule="auto"/>
+      </w:pPr>
+    </w:p>
+    <w:p>
+      <w:pPr>
+        <w:pageBreakBefore/>
+        <w:spacing w:before="0" w:after="0" w:line="480" w:lineRule="auto"/>
         <w:jc w:val="left"/>
       </w:pPr>
       <w:r>
         <w:rPr>
-          <w:rFonts w:ascii="Times New Roman" w:hAnsi="Times New Roman"/>
-          <w:b w:val="0"/>
-          <w:i/>
+          <w:rFonts w:ascii="Times New Roman" w:hAnsi="Times New Roman" w:cs="Times New Roman"/>
+          <w:b/>
+          <w:i w:val="0"/>
           <w:color w:val="000000"/>
           <w:sz w:val="24"/>
         </w:rPr>
-        <w:t>INTRODUCTION</w:t>
+        <w:t>Introduction</w:t>
       </w:r>
     </w:p>
     <w:p>
-      <w:pPr/>
+      <w:pPr>
+        <w:spacing w:before="0" w:after="0" w:line="480" w:lineRule="auto"/>
+      </w:pPr>
       <w:r>
         <w:rPr>
-          <w:rFonts w:ascii="Times New Roman" w:hAnsi="Times New Roman"/>
+          <w:rFonts w:ascii="Times New Roman" w:hAnsi="Times New Roman" w:cs="Times New Roman"/>
           <w:color w:val="000000"/>
           <w:sz w:val="24"/>
         </w:rPr>
-        <w:t>Femoral head osteonecrosis is a debilitating condition that, untreated, progresses to subchondral collapse and end-stage osteoarthritis in more than 80% of cases [1]. Joint-preserving interventions in the pre-collapse stage have the potential to delay or obviate total hip arthroplasty in young patients, who otherwise face the prospect of one or more revision arthroplasties over their remaining lifespan [2].</w:t>
+        <w:t>Femoral head osteonecrosis is a debilitating condition that, untreated, progresses to subchondral collapse and end-stage osteoarthritis in more than 80% of cases</w:t>
+      </w:r>
+      <w:hyperlink w:anchor="REF_1" w:history="1">
+        <w:r>
+          <w:rPr>
+            <w:rFonts w:ascii="Times New Roman" w:hAnsi="Times New Roman" w:cs="Times New Roman"/>
+            <w:color w:val="0563C1"/>
+            <w:sz w:val="24"/>
+            <w:u w:val="single"/>
+            <w:vertAlign w:val="superscript"/>
+          </w:rPr>
+          <w:t xml:space="preserve">1</w:t>
+        </w:r>
+      </w:hyperlink>
+      <w:r>
+        <w:rPr>
+          <w:rFonts w:ascii="Times New Roman" w:hAnsi="Times New Roman" w:cs="Times New Roman"/>
+          <w:color w:val="000000"/>
+          <w:sz w:val="24"/>
+        </w:rPr>
+        <w:t>. Joint-preserving interventions in the pre-collapse stage have the potential to delay or obviate total hip arthroplasty in young patients, who otherwise face the prospect of one or more revision arthroplasties over their remaining lifespan</w:t>
+      </w:r>
+      <w:hyperlink w:anchor="REF_2" w:history="1">
+        <w:r>
+          <w:rPr>
+            <w:rFonts w:ascii="Times New Roman" w:hAnsi="Times New Roman" w:cs="Times New Roman"/>
+            <w:color w:val="0563C1"/>
+            <w:sz w:val="24"/>
+            <w:u w:val="single"/>
+            <w:vertAlign w:val="superscript"/>
+          </w:rPr>
+          <w:t xml:space="preserve">2</w:t>
+        </w:r>
+      </w:hyperlink>
+      <w:r>
+        <w:rPr>
+          <w:rFonts w:ascii="Times New Roman" w:hAnsi="Times New Roman" w:cs="Times New Roman"/>
+          <w:color w:val="000000"/>
+          <w:sz w:val="24"/>
+        </w:rPr>
+        <w:t>.</w:t>
       </w:r>
     </w:p>
     <w:p>
-      <w:pPr/>
+      <w:pPr>
+        <w:spacing w:before="0" w:after="0" w:line="480" w:lineRule="auto"/>
+      </w:pPr>
       <w:r>
         <w:rPr>
-          <w:rFonts w:ascii="Times New Roman" w:hAnsi="Times New Roman"/>
+          <w:rFonts w:ascii="Times New Roman" w:hAnsi="Times New Roman" w:cs="Times New Roman"/>
           <w:color w:val="000000"/>
           <w:sz w:val="24"/>
         </w:rPr>
-        <w:t>Core decompression remains the most extensively studied joint-preserving intervention. Reported success rates in Ficat stage I and II disease range from 60% to 80% across single- and multi-center series [3,4]. Biologic augmentation strategies — including autologous bone marrow aspirate concentrate (BMAC), demineralized bone matrix, and platelet-rich plasma — have emerged over the past two decades as proposed adjuncts to core decompression. The strength of evidence supporting routine biologic augmentation is contested, with proponents citing improved early outcomes and skeptics citing methodological heterogeneity and small effect sizes.</w:t>
+        <w:t>Core decompression remains the most extensively studied joint-preserving intervention. Reported success rates in Ficat stage I and II disease range from 60% to 80% across single- and multi-center series</w:t>
+      </w:r>
+      <w:hyperlink w:anchor="REF_3" w:history="1">
+        <w:r>
+          <w:rPr>
+            <w:rFonts w:ascii="Times New Roman" w:hAnsi="Times New Roman" w:cs="Times New Roman"/>
+            <w:color w:val="0563C1"/>
+            <w:sz w:val="24"/>
+            <w:u w:val="single"/>
+            <w:vertAlign w:val="superscript"/>
+          </w:rPr>
+          <w:t xml:space="preserve">3</w:t>
+        </w:r>
+      </w:hyperlink>
+      <w:hyperlink w:anchor="REF_3" w:history="1">
+        <w:r>
+          <w:rPr>
+            <w:rFonts w:ascii="Times New Roman" w:hAnsi="Times New Roman" w:cs="Times New Roman"/>
+            <w:color w:val="0563C1"/>
+            <w:sz w:val="24"/>
+            <w:u w:val="single"/>
+            <w:vertAlign w:val="superscript"/>
+          </w:rPr>
+          <w:t xml:space="preserve">,</w:t>
+        </w:r>
+      </w:hyperlink>
+      <w:hyperlink w:anchor="REF_4" w:history="1">
+        <w:r>
+          <w:rPr>
+            <w:rFonts w:ascii="Times New Roman" w:hAnsi="Times New Roman" w:cs="Times New Roman"/>
+            <w:color w:val="0563C1"/>
+            <w:sz w:val="24"/>
+            <w:u w:val="single"/>
+            <w:vertAlign w:val="superscript"/>
+          </w:rPr>
+          <w:t xml:space="preserve">4</w:t>
+        </w:r>
+      </w:hyperlink>
+      <w:r>
+        <w:rPr>
+          <w:rFonts w:ascii="Times New Roman" w:hAnsi="Times New Roman" w:cs="Times New Roman"/>
+          <w:color w:val="000000"/>
+          <w:sz w:val="24"/>
+        </w:rPr>
+        <w:t>. Biologic augmentation strategies — including autologous bone marrow aspirate concentrate (BMAC), demineralized bone matrix, and platelet-rich plasma — have emerged over the past two decades as proposed adjuncts to core decompression. The strength of evidence supporting routine biologic augmentation is contested, with proponents citing improved early outcomes and skeptics citing methodological heterogeneity and small effect sizes.</w:t>
       </w:r>
     </w:p>
     <w:p>
-      <w:pPr/>
+      <w:pPr>
+        <w:spacing w:before="0" w:after="0" w:line="480" w:lineRule="auto"/>
+      </w:pPr>
       <w:r>
         <w:rPr>
-          <w:rFonts w:ascii="Times New Roman" w:hAnsi="Times New Roman"/>
+          <w:rFonts w:ascii="Times New Roman" w:hAnsi="Times New Roman" w:cs="Times New Roman"/>
+          <w:b w:val="0"/>
+          <w:i w:val="0"/>
           <w:color w:val="000000"/>
           <w:sz w:val="24"/>
         </w:rPr>
@@ -204,25 +347,34 @@
     </w:p>
     <w:p>
       <w:pPr>
-        <w:pStyle w:val="Heading1"/>
+        <w:spacing w:before="0" w:after="0" w:line="480" w:lineRule="auto"/>
+      </w:pPr>
+    </w:p>
+    <w:p>
+      <w:pPr>
+        <w:spacing w:before="0" w:after="0" w:line="480" w:lineRule="auto"/>
         <w:jc w:val="left"/>
       </w:pPr>
       <w:r>
         <w:rPr>
-          <w:rFonts w:ascii="Times New Roman" w:hAnsi="Times New Roman"/>
-          <w:b w:val="0"/>
-          <w:i/>
+          <w:rFonts w:ascii="Times New Roman" w:hAnsi="Times New Roman" w:cs="Times New Roman"/>
+          <w:b/>
+          <w:i w:val="0"/>
           <w:color w:val="000000"/>
           <w:sz w:val="24"/>
         </w:rPr>
-        <w:t>METHODS</w:t>
+        <w:t>Methods</w:t>
       </w:r>
     </w:p>
     <w:p>
-      <w:pPr/>
+      <w:pPr>
+        <w:spacing w:before="0" w:after="0" w:line="480" w:lineRule="auto"/>
+      </w:pPr>
       <w:r>
         <w:rPr>
-          <w:rFonts w:ascii="Times New Roman" w:hAnsi="Times New Roman"/>
+          <w:rFonts w:ascii="Times New Roman" w:hAnsi="Times New Roman" w:cs="Times New Roman"/>
+          <w:b w:val="0"/>
+          <w:i w:val="0"/>
           <w:color w:val="000000"/>
           <w:sz w:val="24"/>
         </w:rPr>
@@ -230,10 +382,14 @@
       </w:r>
     </w:p>
     <w:p>
-      <w:pPr/>
+      <w:pPr>
+        <w:spacing w:before="0" w:after="0" w:line="480" w:lineRule="auto"/>
+      </w:pPr>
       <w:r>
         <w:rPr>
-          <w:rFonts w:ascii="Times New Roman" w:hAnsi="Times New Roman"/>
+          <w:rFonts w:ascii="Times New Roman" w:hAnsi="Times New Roman" w:cs="Times New Roman"/>
+          <w:b w:val="0"/>
+          <w:i w:val="0"/>
           <w:color w:val="000000"/>
           <w:sz w:val="24"/>
         </w:rPr>
@@ -242,25 +398,34 @@
     </w:p>
     <w:p>
       <w:pPr>
-        <w:pStyle w:val="Heading1"/>
+        <w:spacing w:before="0" w:after="0" w:line="480" w:lineRule="auto"/>
+      </w:pPr>
+    </w:p>
+    <w:p>
+      <w:pPr>
+        <w:spacing w:before="0" w:after="0" w:line="480" w:lineRule="auto"/>
         <w:jc w:val="left"/>
       </w:pPr>
       <w:r>
         <w:rPr>
-          <w:rFonts w:ascii="Times New Roman" w:hAnsi="Times New Roman"/>
-          <w:b w:val="0"/>
-          <w:i/>
+          <w:rFonts w:ascii="Times New Roman" w:hAnsi="Times New Roman" w:cs="Times New Roman"/>
+          <w:b/>
+          <w:i w:val="0"/>
           <w:color w:val="000000"/>
           <w:sz w:val="24"/>
         </w:rPr>
-        <w:t>RESULTS</w:t>
+        <w:t>Results</w:t>
       </w:r>
     </w:p>
     <w:p>
-      <w:pPr/>
+      <w:pPr>
+        <w:spacing w:before="0" w:after="0" w:line="480" w:lineRule="auto"/>
+      </w:pPr>
       <w:r>
         <w:rPr>
-          <w:rFonts w:ascii="Times New Roman" w:hAnsi="Times New Roman"/>
+          <w:rFonts w:ascii="Times New Roman" w:hAnsi="Times New Roman" w:cs="Times New Roman"/>
+          <w:b w:val="0"/>
+          <w:i w:val="0"/>
           <w:color w:val="000000"/>
           <w:sz w:val="24"/>
         </w:rPr>
@@ -268,10 +433,14 @@
       </w:r>
     </w:p>
     <w:p>
-      <w:pPr/>
+      <w:pPr>
+        <w:spacing w:before="0" w:after="0" w:line="480" w:lineRule="auto"/>
+      </w:pPr>
       <w:r>
         <w:rPr>
-          <w:rFonts w:ascii="Times New Roman" w:hAnsi="Times New Roman"/>
+          <w:rFonts w:ascii="Times New Roman" w:hAnsi="Times New Roman" w:cs="Times New Roman"/>
+          <w:b w:val="0"/>
+          <w:i w:val="0"/>
           <w:color w:val="000000"/>
           <w:sz w:val="24"/>
         </w:rPr>
@@ -279,10 +448,14 @@
       </w:r>
     </w:p>
     <w:p>
-      <w:pPr/>
+      <w:pPr>
+        <w:spacing w:before="0" w:after="0" w:line="480" w:lineRule="auto"/>
+      </w:pPr>
       <w:r>
         <w:rPr>
-          <w:rFonts w:ascii="Times New Roman" w:hAnsi="Times New Roman"/>
+          <w:rFonts w:ascii="Times New Roman" w:hAnsi="Times New Roman" w:cs="Times New Roman"/>
+          <w:b w:val="0"/>
+          <w:i w:val="0"/>
           <w:color w:val="000000"/>
           <w:sz w:val="24"/>
         </w:rPr>
@@ -291,36 +464,91 @@
     </w:p>
     <w:p>
       <w:pPr>
-        <w:pStyle w:val="Heading1"/>
+        <w:spacing w:before="0" w:after="0" w:line="480" w:lineRule="auto"/>
+      </w:pPr>
+    </w:p>
+    <w:p>
+      <w:pPr>
+        <w:spacing w:before="0" w:after="0" w:line="480" w:lineRule="auto"/>
         <w:jc w:val="left"/>
       </w:pPr>
       <w:r>
         <w:rPr>
-          <w:rFonts w:ascii="Times New Roman" w:hAnsi="Times New Roman"/>
-          <w:b w:val="0"/>
-          <w:i/>
+          <w:rFonts w:ascii="Times New Roman" w:hAnsi="Times New Roman" w:cs="Times New Roman"/>
+          <w:b/>
+          <w:i w:val="0"/>
           <w:color w:val="000000"/>
           <w:sz w:val="24"/>
         </w:rPr>
-        <w:t>DISCUSSION</w:t>
+        <w:t>Discussion</w:t>
       </w:r>
     </w:p>
     <w:p>
-      <w:pPr/>
+      <w:pPr>
+        <w:spacing w:before="0" w:after="0" w:line="480" w:lineRule="auto"/>
+      </w:pPr>
       <w:r>
         <w:rPr>
-          <w:rFonts w:ascii="Times New Roman" w:hAnsi="Times New Roman"/>
+          <w:rFonts w:ascii="Times New Roman" w:hAnsi="Times New Roman" w:cs="Times New Roman"/>
           <w:color w:val="000000"/>
           <w:sz w:val="24"/>
         </w:rPr>
-        <w:t>This systematic review identifies a modest but consistent reduction in conversion to total hip arthroplasty with BMAC augmentation of core decompression in pre-collapse femoral head osteonecrosis. The effect size is consistent with prior meta-analyses [5,6] and is more pronounced in Ficat stage II disease, where the underlying probability of progression with core decompression alone is higher.</w:t>
+        <w:t>This systematic review identifies a modest but consistent reduction in conversion to total hip arthroplasty with BMAC augmentation of core decompression in pre-collapse femoral head osteonecrosis. The effect size is consistent with prior meta-analyses</w:t>
+      </w:r>
+      <w:hyperlink w:anchor="REF_5" w:history="1">
+        <w:r>
+          <w:rPr>
+            <w:rFonts w:ascii="Times New Roman" w:hAnsi="Times New Roman" w:cs="Times New Roman"/>
+            <w:color w:val="0563C1"/>
+            <w:sz w:val="24"/>
+            <w:u w:val="single"/>
+            <w:vertAlign w:val="superscript"/>
+          </w:rPr>
+          <w:t xml:space="preserve">5</w:t>
+        </w:r>
+      </w:hyperlink>
+      <w:hyperlink w:anchor="REF_5" w:history="1">
+        <w:r>
+          <w:rPr>
+            <w:rFonts w:ascii="Times New Roman" w:hAnsi="Times New Roman" w:cs="Times New Roman"/>
+            <w:color w:val="0563C1"/>
+            <w:sz w:val="24"/>
+            <w:u w:val="single"/>
+            <w:vertAlign w:val="superscript"/>
+          </w:rPr>
+          <w:t xml:space="preserve">,</w:t>
+        </w:r>
+      </w:hyperlink>
+      <w:hyperlink w:anchor="REF_6" w:history="1">
+        <w:r>
+          <w:rPr>
+            <w:rFonts w:ascii="Times New Roman" w:hAnsi="Times New Roman" w:cs="Times New Roman"/>
+            <w:color w:val="0563C1"/>
+            <w:sz w:val="24"/>
+            <w:u w:val="single"/>
+            <w:vertAlign w:val="superscript"/>
+          </w:rPr>
+          <w:t xml:space="preserve">6</w:t>
+        </w:r>
+      </w:hyperlink>
+      <w:r>
+        <w:rPr>
+          <w:rFonts w:ascii="Times New Roman" w:hAnsi="Times New Roman" w:cs="Times New Roman"/>
+          <w:color w:val="000000"/>
+          <w:sz w:val="24"/>
+        </w:rPr>
+        <w:t xml:space="preserve"> and is more pronounced in Ficat stage II disease, where the underlying probability of progression with core decompression alone is higher.</w:t>
       </w:r>
     </w:p>
     <w:p>
-      <w:pPr/>
+      <w:pPr>
+        <w:spacing w:before="0" w:after="0" w:line="480" w:lineRule="auto"/>
+      </w:pPr>
       <w:r>
         <w:rPr>
-          <w:rFonts w:ascii="Times New Roman" w:hAnsi="Times New Roman"/>
+          <w:rFonts w:ascii="Times New Roman" w:hAnsi="Times New Roman" w:cs="Times New Roman"/>
+          <w:b w:val="0"/>
+          <w:i w:val="0"/>
           <w:color w:val="000000"/>
           <w:sz w:val="24"/>
         </w:rPr>
@@ -328,10 +556,14 @@
       </w:r>
     </w:p>
     <w:p>
-      <w:pPr/>
+      <w:pPr>
+        <w:spacing w:before="0" w:after="0" w:line="480" w:lineRule="auto"/>
+      </w:pPr>
       <w:r>
         <w:rPr>
-          <w:rFonts w:ascii="Times New Roman" w:hAnsi="Times New Roman"/>
+          <w:rFonts w:ascii="Times New Roman" w:hAnsi="Times New Roman" w:cs="Times New Roman"/>
+          <w:b w:val="0"/>
+          <w:i w:val="0"/>
           <w:color w:val="000000"/>
           <w:sz w:val="24"/>
         </w:rPr>
@@ -340,25 +572,34 @@
     </w:p>
     <w:p>
       <w:pPr>
-        <w:pStyle w:val="Heading1"/>
+        <w:spacing w:before="0" w:after="0" w:line="480" w:lineRule="auto"/>
+      </w:pPr>
+    </w:p>
+    <w:p>
+      <w:pPr>
+        <w:spacing w:before="0" w:after="0" w:line="480" w:lineRule="auto"/>
         <w:jc w:val="left"/>
       </w:pPr>
       <w:r>
         <w:rPr>
-          <w:rFonts w:ascii="Times New Roman" w:hAnsi="Times New Roman"/>
-          <w:b w:val="0"/>
-          <w:i/>
+          <w:rFonts w:ascii="Times New Roman" w:hAnsi="Times New Roman" w:cs="Times New Roman"/>
+          <w:b/>
+          <w:i w:val="0"/>
           <w:color w:val="000000"/>
           <w:sz w:val="24"/>
         </w:rPr>
-        <w:t>CONCLUSION</w:t>
+        <w:t>Conclusion</w:t>
       </w:r>
     </w:p>
     <w:p>
-      <w:pPr/>
+      <w:pPr>
+        <w:spacing w:before="0" w:after="0" w:line="480" w:lineRule="auto"/>
+      </w:pPr>
       <w:r>
         <w:rPr>
-          <w:rFonts w:ascii="Times New Roman" w:hAnsi="Times New Roman"/>
+          <w:rFonts w:ascii="Times New Roman" w:hAnsi="Times New Roman" w:cs="Times New Roman"/>
+          <w:b w:val="0"/>
+          <w:i w:val="0"/>
           <w:color w:val="000000"/>
           <w:sz w:val="24"/>
         </w:rPr>
@@ -366,132 +607,156 @@
       </w:r>
     </w:p>
     <w:p>
-      <w:pPr/>
+      <w:pPr>
+        <w:pageBreakBefore/>
+        <w:spacing w:before="0" w:after="0" w:line="480" w:lineRule="auto"/>
+        <w:jc w:val="center"/>
+      </w:pPr>
       <w:r>
-        <w:br w:type="page"/>
+        <w:rPr>
+          <w:rFonts w:ascii="Times New Roman" w:hAnsi="Times New Roman" w:cs="Times New Roman"/>
+          <w:b/>
+          <w:i w:val="0"/>
+          <w:color w:val="000000"/>
+          <w:sz w:val="24"/>
+        </w:rPr>
+        <w:t>References</w:t>
       </w:r>
     </w:p>
     <w:p>
       <w:pPr>
-        <w:pStyle w:val="Heading1"/>
-        <w:jc w:val="left"/>
+        <w:spacing w:before="0" w:after="0" w:line="480" w:lineRule="auto"/>
+        <w:ind w:left="720" w:hanging="720"/>
       </w:pPr>
+      <w:bookmarkStart w:id="0" w:name="REF_1"/>
+      <w:bookmarkEnd w:id="0"/>
       <w:r>
         <w:rPr>
-          <w:rFonts w:ascii="Times New Roman" w:hAnsi="Times New Roman"/>
+          <w:rFonts w:ascii="Times New Roman" w:hAnsi="Times New Roman" w:cs="Times New Roman"/>
           <w:b w:val="0"/>
-          <w:i/>
+          <w:i w:val="0"/>
           <w:color w:val="000000"/>
           <w:sz w:val="24"/>
         </w:rPr>
-        <w:t>REFERENCES</w:t>
+        <w:t>1.  Mont MA, Cherian JJ, Sierra RJ, Jones LC, Lieberman JR. Nontraumatic osteonecrosis of the femoral head: where do we stand today? J Bone Joint Surg Am. 2015;97(19):1604–1627. https://doi.org/10.2106/JBJS.O.00071</w:t>
       </w:r>
     </w:p>
     <w:p>
       <w:pPr>
-        <w:ind w:hanging="360" w:left="360"/>
+        <w:spacing w:before="0" w:after="0" w:line="480" w:lineRule="auto"/>
+        <w:ind w:left="720" w:hanging="720"/>
       </w:pPr>
+      <w:bookmarkStart w:id="1" w:name="REF_2"/>
+      <w:bookmarkEnd w:id="1"/>
       <w:r>
         <w:rPr>
-          <w:rFonts w:ascii="Times New Roman" w:hAnsi="Times New Roman"/>
+          <w:rFonts w:ascii="Times New Roman" w:hAnsi="Times New Roman" w:cs="Times New Roman"/>
+          <w:b w:val="0"/>
+          <w:i w:val="0"/>
           <w:color w:val="000000"/>
           <w:sz w:val="24"/>
         </w:rPr>
-        <w:t>[1]  Mont MA, Cherian JJ, Sierra RJ, Jones LC, Lieberman JR. Nontraumatic osteonecrosis of the femoral head: where do we stand today? J Bone Joint Surg Am. 2015;97(19):1604–1627. https://doi.org/10.2106/JBJS.O.00071</w:t>
+        <w:t>2.  Lieberman JR, Berry DJ, Mont MA, et al. Osteonecrosis of the hip: management in the 21st century. Instr Course Lect. 2003;52:337–355.</w:t>
       </w:r>
     </w:p>
     <w:p>
       <w:pPr>
-        <w:ind w:hanging="360" w:left="360"/>
+        <w:spacing w:before="0" w:after="0" w:line="480" w:lineRule="auto"/>
+        <w:ind w:left="720" w:hanging="720"/>
       </w:pPr>
+      <w:bookmarkStart w:id="2" w:name="REF_3"/>
+      <w:bookmarkEnd w:id="2"/>
       <w:r>
         <w:rPr>
-          <w:rFonts w:ascii="Times New Roman" w:hAnsi="Times New Roman"/>
+          <w:rFonts w:ascii="Times New Roman" w:hAnsi="Times New Roman" w:cs="Times New Roman"/>
+          <w:b w:val="0"/>
+          <w:i w:val="0"/>
           <w:color w:val="000000"/>
           <w:sz w:val="24"/>
         </w:rPr>
-        <w:t>[2]  Lieberman JR, Berry DJ, Mont MA, et al. Osteonecrosis of the hip: management in the 21st century. Instr Course Lect. 2003;52:337–355.</w:t>
+        <w:t>3.  Marker DR, Seyler TM, Ulrich SD, Srivastava S, Mont MA. Do modern techniques improve core decompression outcomes for hip osteonecrosis? Clin Orthop Relat Res. 2008;466(5):1093–1103. https://doi.org/10.1007/s11999-008-0184-9</w:t>
       </w:r>
     </w:p>
     <w:p>
       <w:pPr>
-        <w:ind w:hanging="360" w:left="360"/>
+        <w:spacing w:before="0" w:after="0" w:line="480" w:lineRule="auto"/>
+        <w:ind w:left="720" w:hanging="720"/>
       </w:pPr>
+      <w:bookmarkStart w:id="3" w:name="REF_4"/>
+      <w:bookmarkEnd w:id="3"/>
       <w:r>
         <w:rPr>
-          <w:rFonts w:ascii="Times New Roman" w:hAnsi="Times New Roman"/>
+          <w:rFonts w:ascii="Times New Roman" w:hAnsi="Times New Roman" w:cs="Times New Roman"/>
+          <w:b w:val="0"/>
+          <w:i w:val="0"/>
           <w:color w:val="000000"/>
           <w:sz w:val="24"/>
         </w:rPr>
-        <w:t>[3]  Marker DR, Seyler TM, Ulrich SD, Srivastava S, Mont MA. Do modern techniques improve core decompression outcomes for hip osteonecrosis? Clin Orthop Relat Res. 2008;466(5):1093–1103. https://doi.org/10.1007/s11999-008-0184-9</w:t>
+        <w:t>4.  Pierce TP, Jauregui JJ, Cherian JJ, Elmallah RK, Mont MA. Outcomes of total hip arthroplasty in patients with osteonecrosis of the femoral head. Clin Orthop Relat Res. 2015;473(8):2487–2493. https://doi.org/10.1007/s11999-015-4252-7</w:t>
       </w:r>
     </w:p>
     <w:p>
       <w:pPr>
-        <w:ind w:hanging="360" w:left="360"/>
+        <w:spacing w:before="0" w:after="0" w:line="480" w:lineRule="auto"/>
+        <w:ind w:left="720" w:hanging="720"/>
       </w:pPr>
+      <w:bookmarkStart w:id="4" w:name="REF_5"/>
+      <w:bookmarkEnd w:id="4"/>
       <w:r>
         <w:rPr>
-          <w:rFonts w:ascii="Times New Roman" w:hAnsi="Times New Roman"/>
+          <w:rFonts w:ascii="Times New Roman" w:hAnsi="Times New Roman" w:cs="Times New Roman"/>
+          <w:b w:val="0"/>
+          <w:i w:val="0"/>
           <w:color w:val="000000"/>
           <w:sz w:val="24"/>
         </w:rPr>
-        <w:t>[4]  Pierce TP, Jauregui JJ, Cherian JJ, Elmallah RK, Mont MA. Outcomes of total hip arthroplasty in patients with osteonecrosis of the femoral head. Clin Orthop Relat Res. 2015;473(8):2487–2493. https://doi.org/10.1007/s11999-015-4252-7</w:t>
+        <w:t>5.  Hernigou P, Beaujean F. Treatment of osteonecrosis with autologous bone marrow grafting. Clin Orthop Relat Res. 2002;405:14–23. https://doi.org/10.1097/00003086-200212000-00003</w:t>
       </w:r>
     </w:p>
     <w:p>
       <w:pPr>
-        <w:ind w:hanging="360" w:left="360"/>
+        <w:spacing w:before="0" w:after="0" w:line="480" w:lineRule="auto"/>
+        <w:ind w:left="720" w:hanging="720"/>
       </w:pPr>
+      <w:bookmarkStart w:id="5" w:name="REF_6"/>
+      <w:bookmarkEnd w:id="5"/>
       <w:r>
         <w:rPr>
-          <w:rFonts w:ascii="Times New Roman" w:hAnsi="Times New Roman"/>
+          <w:rFonts w:ascii="Times New Roman" w:hAnsi="Times New Roman" w:cs="Times New Roman"/>
+          <w:b w:val="0"/>
+          <w:i w:val="0"/>
           <w:color w:val="000000"/>
           <w:sz w:val="24"/>
         </w:rPr>
-        <w:t>[5]  Hernigou P, Beaujean F. Treatment of osteonecrosis with autologous bone marrow grafting. Clin Orthop Relat Res. 2002;405:14–23. https://doi.org/10.1097/00003086-200212000-00003</w:t>
+        <w:t>6.  Andriolo L, Merli G, Tobar C, Altamura SA, Kon E, Filardo G. Cell therapy for osteonecrosis of the femoral head: a systematic review. Stem Cells Int. 2018;2018:4548349. https://doi.org/10.1155/2018/4548349</w:t>
       </w:r>
     </w:p>
     <w:p>
       <w:pPr>
-        <w:ind w:hanging="360" w:left="360"/>
+        <w:pageBreakBefore/>
+        <w:spacing w:before="0" w:after="0" w:line="480" w:lineRule="auto"/>
+        <w:jc w:val="center"/>
       </w:pPr>
       <w:r>
         <w:rPr>
-          <w:rFonts w:ascii="Times New Roman" w:hAnsi="Times New Roman"/>
+          <w:rFonts w:ascii="Times New Roman" w:hAnsi="Times New Roman" w:cs="Times New Roman"/>
+          <w:b/>
+          <w:i w:val="0"/>
           <w:color w:val="000000"/>
           <w:sz w:val="24"/>
         </w:rPr>
-        <w:t>[6]  Andriolo L, Merli G, Tobar C, Altamura SA, Kon E, Filardo G. Cell therapy for osteonecrosis of the femoral head: a systematic review. Stem Cells Int. 2018;2018:4548349. https://doi.org/10.1155/2018/4548349</w:t>
-      </w:r>
-    </w:p>
-    <w:p>
-      <w:pPr/>
-      <w:r>
-        <w:br w:type="page"/>
+        <w:t>Figure legends</w:t>
       </w:r>
     </w:p>
     <w:p>
       <w:pPr>
-        <w:pStyle w:val="Heading1"/>
-        <w:jc w:val="left"/>
+        <w:spacing w:before="0" w:after="0" w:line="480" w:lineRule="auto"/>
       </w:pPr>
       <w:r>
         <w:rPr>
-          <w:rFonts w:ascii="Times New Roman" w:hAnsi="Times New Roman"/>
+          <w:rFonts w:ascii="Times New Roman" w:hAnsi="Times New Roman" w:cs="Times New Roman"/>
           <w:b w:val="0"/>
-          <w:i/>
-          <w:color w:val="000000"/>
-          <w:sz w:val="24"/>
-        </w:rPr>
-        <w:t>FIGURE LEGENDS</w:t>
-      </w:r>
-    </w:p>
-    <w:p>
-      <w:pPr/>
-      <w:r>
-        <w:rPr>
-          <w:rFonts w:ascii="Times New Roman" w:hAnsi="Times New Roman"/>
+          <w:i w:val="0"/>
           <w:color w:val="000000"/>
           <w:sz w:val="24"/>
         </w:rPr>
@@ -499,10 +764,14 @@
       </w:r>
     </w:p>
     <w:p>
-      <w:pPr/>
+      <w:pPr>
+        <w:spacing w:before="0" w:after="0" w:line="480" w:lineRule="auto"/>
+      </w:pPr>
       <w:r>
         <w:rPr>
-          <w:rFonts w:ascii="Times New Roman" w:hAnsi="Times New Roman"/>
+          <w:rFonts w:ascii="Times New Roman" w:hAnsi="Times New Roman" w:cs="Times New Roman"/>
+          <w:b w:val="0"/>
+          <w:i w:val="0"/>
           <w:color w:val="000000"/>
           <w:sz w:val="24"/>
         </w:rPr>
@@ -510,7 +779,7 @@
       </w:r>
     </w:p>
     <w:sectPr>
-      <w:footerReference w:type="default" r:id="rId9"/>
+      <w:headerReference w:type="default" r:id="rId9"/>
       <w:pgSz w:w="12240" w:h="15840"/>
       <w:pgMar w:top="1440" w:right="1440" w:bottom="1440" w:left="1440" w:header="720" w:footer="720" w:gutter="0"/>
       <w:cols w:space="720"/>
@@ -521,24 +790,24 @@
 </w:document>
 </file>
 
-<file path=word/footer1.xml><?xml version="1.0" encoding="utf-8"?>
-<w:ftr xmlns:m="http://schemas.openxmlformats.org/officeDocument/2006/math" xmlns:mc="http://schemas.openxmlformats.org/markup-compatibility/2006" xmlns:mo="http://schemas.microsoft.com/office/mac/office/2008/main" xmlns:mv="urn:schemas-microsoft-com:mac:vml" xmlns:o="urn:schemas-microsoft-com:office:office" xmlns:r="http://schemas.openxmlformats.org/officeDocument/2006/relationships" xmlns:v="urn:schemas-microsoft-com:vml" xmlns:w10="urn:schemas-microsoft-com:office:word" xmlns:w14="http://schemas.microsoft.com/office/word/2010/wordml" xmlns:w="http://schemas.openxmlformats.org/wordprocessingml/2006/main" xmlns:wne="http://schemas.microsoft.com/office/word/2006/wordml" xmlns:wp14="http://schemas.microsoft.com/office/word/2010/wordprocessingDrawing" xmlns:wp="http://schemas.openxmlformats.org/drawingml/2006/wordprocessingDrawing" xmlns:wpc="http://schemas.microsoft.com/office/word/2010/wordprocessingCanvas" xmlns:wpg="http://schemas.microsoft.com/office/word/2010/wordprocessingGroup" xmlns:wpi="http://schemas.microsoft.com/office/word/2010/wordprocessingInk" xmlns:wps="http://schemas.microsoft.com/office/word/2010/wordprocessingShape" mc:Ignorable="w14 wp14">
+<file path=word/header1.xml><?xml version="1.0" encoding="utf-8"?>
+<w:hdr xmlns:m="http://schemas.openxmlformats.org/officeDocument/2006/math" xmlns:mc="http://schemas.openxmlformats.org/markup-compatibility/2006" xmlns:mo="http://schemas.microsoft.com/office/mac/office/2008/main" xmlns:mv="urn:schemas-microsoft-com:mac:vml" xmlns:o="urn:schemas-microsoft-com:office:office" xmlns:r="http://schemas.openxmlformats.org/officeDocument/2006/relationships" xmlns:v="urn:schemas-microsoft-com:vml" xmlns:w10="urn:schemas-microsoft-com:office:word" xmlns:w14="http://schemas.microsoft.com/office/word/2010/wordml" xmlns:w="http://schemas.openxmlformats.org/wordprocessingml/2006/main" xmlns:wne="http://schemas.microsoft.com/office/word/2006/wordml" xmlns:wp14="http://schemas.microsoft.com/office/word/2010/wordprocessingDrawing" xmlns:wp="http://schemas.openxmlformats.org/drawingml/2006/wordprocessingDrawing" xmlns:wpc="http://schemas.microsoft.com/office/word/2010/wordprocessingCanvas" xmlns:wpg="http://schemas.microsoft.com/office/word/2010/wordprocessingGroup" xmlns:wpi="http://schemas.microsoft.com/office/word/2010/wordprocessingInk" xmlns:wps="http://schemas.microsoft.com/office/word/2010/wordprocessingShape" mc:Ignorable="w14 wp14">
   <w:p>
     <w:pPr>
-      <w:pStyle w:val="Footer"/>
-      <w:jc w:val="center"/>
-    </w:pPr>
-    <w:fldSimple w:instr=" PAGE ">
-      <w:r>
-        <w:rPr>
-          <w:rFonts w:ascii="Times New Roman" w:hAnsi="Times New Roman"/>
-          <w:sz w:val="24"/>
-        </w:rPr>
-        <w:t>1</w:t>
-      </w:r>
-    </w:fldSimple>
+      <w:spacing w:before="0" w:after="0" w:line="240" w:lineRule="auto"/>
+      <w:jc w:val="right"/>
+    </w:pPr>
+    <w:r>
+      <w:rPr>
+        <w:rFonts w:ascii="Times New Roman" w:hAnsi="Times New Roman" w:cs="Times New Roman"/>
+        <w:i/>
+        <w:color w:val="000000"/>
+        <w:sz w:val="24"/>
+      </w:rPr>
+      <w:t>BMAC vs core decompression alone — systematic review</w:t>
+    </w:r>
   </w:p>
-</w:ftr>
+</w:hdr>
 </file>
 
 <file path=word/numbering.xml><?xml version="1.0" encoding="utf-8"?>
@@ -904,16 +1173,10 @@
     <w:name w:val="Normal"/>
     <w:qFormat/>
     <w:rsid w:val="00FC693F"/>
-    <w:pPr>
-      <w:spacing w:line="480" w:lineRule="auto" w:after="0" w:before="0"/>
-    </w:pPr>
     <w:rPr>
-      <w:rFonts w:ascii="Times New Roman" w:hAnsi="Times New Roman" w:cs="Times New Roman" w:eastAsia="Times New Roman"/>
-      <w:b w:val="0"/>
-      <w:i w:val="0"/>
+      <w:rFonts w:ascii="Times New Roman" w:hAnsi="Times New Roman" w:cs="Times New Roman"/>
       <w:color w:val="000000"/>
       <w:sz w:val="24"/>
-      <w:u w:val="none"/>
     </w:rPr>
   </w:style>
   <w:style w:type="paragraph" w:styleId="Header">
@@ -971,16 +1234,16 @@
     <w:pPr>
       <w:keepNext/>
       <w:keepLines/>
-      <w:spacing w:before="240" w:after="0" w:line="480" w:lineRule="auto"/>
+      <w:spacing w:before="480" w:after="0"/>
       <w:outlineLvl w:val="0"/>
     </w:pPr>
     <w:rPr>
-      <w:rFonts w:asciiTheme="majorHAnsi" w:eastAsiaTheme="majorEastAsia" w:hAnsiTheme="majorHAnsi" w:cstheme="majorBidi" w:ascii="Times New Roman" w:hAnsi="Times New Roman"/>
-      <w:i/>
-      <w:color w:val="000000"/>
-      <w:sz w:val="24"/>
+      <w:rFonts w:asciiTheme="majorHAnsi" w:eastAsiaTheme="majorEastAsia" w:hAnsiTheme="majorHAnsi" w:cstheme="majorBidi"/>
+      <w:b/>
+      <w:bCs/>
+      <w:color w:val="365F91" w:themeColor="accent1" w:themeShade="BF"/>
+      <w:sz w:val="28"/>
       <w:szCs w:val="28"/>
-      <w:u w:val="none"/>
     </w:rPr>
   </w:style>
   <w:style w:type="paragraph" w:styleId="Heading2">
@@ -995,16 +1258,16 @@
     <w:pPr>
       <w:keepNext/>
       <w:keepLines/>
-      <w:spacing w:before="240" w:after="0" w:line="480" w:lineRule="auto"/>
+      <w:spacing w:before="200" w:after="0"/>
       <w:outlineLvl w:val="1"/>
     </w:pPr>
     <w:rPr>
-      <w:rFonts w:asciiTheme="majorHAnsi" w:eastAsiaTheme="majorEastAsia" w:hAnsiTheme="majorHAnsi" w:cstheme="majorBidi" w:ascii="Times New Roman" w:hAnsi="Times New Roman"/>
-      <w:i/>
-      <w:color w:val="000000"/>
-      <w:sz w:val="24"/>
+      <w:rFonts w:asciiTheme="majorHAnsi" w:eastAsiaTheme="majorEastAsia" w:hAnsiTheme="majorHAnsi" w:cstheme="majorBidi"/>
+      <w:b/>
+      <w:bCs/>
+      <w:color w:val="4F81BD" w:themeColor="accent1"/>
+      <w:sz w:val="26"/>
       <w:szCs w:val="26"/>
-      <w:u w:val="none"/>
     </w:rPr>
   </w:style>
   <w:style w:type="paragraph" w:styleId="Heading3">
@@ -1019,15 +1282,14 @@
     <w:pPr>
       <w:keepNext/>
       <w:keepLines/>
-      <w:spacing w:before="240" w:after="0" w:line="480" w:lineRule="auto"/>
+      <w:spacing w:before="200" w:after="0"/>
       <w:outlineLvl w:val="2"/>
     </w:pPr>
     <w:rPr>
-      <w:rFonts w:asciiTheme="majorHAnsi" w:eastAsiaTheme="majorEastAsia" w:hAnsiTheme="majorHAnsi" w:cstheme="majorBidi" w:ascii="Times New Roman" w:hAnsi="Times New Roman"/>
-      <w:i/>
-      <w:color w:val="000000"/>
-      <w:sz w:val="24"/>
-      <w:u w:val="none"/>
+      <w:rFonts w:asciiTheme="majorHAnsi" w:eastAsiaTheme="majorEastAsia" w:hAnsiTheme="majorHAnsi" w:cstheme="majorBidi"/>
+      <w:b/>
+      <w:bCs/>
+      <w:color w:val="4F81BD" w:themeColor="accent1"/>
     </w:rPr>
   </w:style>
   <w:style w:type="paragraph" w:styleId="Heading4">
